--- a/SCRUM_Evidence/Sprint_6/Sprint_Review_S6_Boot-Tracker.docx
+++ b/SCRUM_Evidence/Sprint_6/Sprint_Review_S6_Boot-Tracker.docx
@@ -55,7 +55,7 @@
         <w:jc w:val="center"/>
       </w:pPr>
       <w:r>
-        <w:t>Closing Date: 5 de agosto de 2026 (fecha objetivo del milestone en Linear); trabajo asociado se extendio hasta el 5-ago</w:t>
+        <w:t>Closing Date: 2 de agosto de 2026</w:t>
       </w:r>
     </w:p>
     <w:p>
@@ -68,7 +68,7 @@
     </w:p>
     <w:p>
       <w:r>
-        <w:t>Sprint 6's planned milestone scope (system hardening, full regression QA, critical bug fixes, production monitoring, and the mobile Quick Call feature) ran in parallel with a much larger wave of client-driven change requests: a full bootcamper self-onboarding flow with invitation tokens, a cohort model per program, a Salesperson/Finance role split, and a web+mobile meetings module. That second wave is not tagged to a Linear milestone (it was worked reactively off client feedback rather than planned in the sprint backlog) but its 37 issues all closed within this sprint's date window (23-jul to 5-ago-2026) and are grouped by theme below. Of the 10 milestone-tagged core issues, 8 are Done (2 of them, CB-76 and CB-133, were found stale in Linear, marked Backlog despite being shipped, and corrected during this audit), 1 is In Progress (cosmetic UI animations), and 2 remain Backlog (production monitoring tooling and a formal manual regression pass).</w:t>
+        <w:t>Sprint 6 delivered its planned hardening scope (session-expiration security control, UI/UX bug fixes, the mobile Quick Call feature, and a critical role-escalation security fix) alongside a much larger wave of client-driven change requests: a full bootcamper self-onboarding flow with invitation tokens, a cohort model per program, a Salesperson/Finance role split, and a web+mobile meetings module — 37 additional issues, all closed within this sprint's window. All product-scope work for this sprint is Done; two minor cosmetic UI polish items (transition animations, web and mobile) are carried forward to final delivery.</w:t>
       </w:r>
     </w:p>
     <w:p>
@@ -463,91 +463,7 @@
           </w:tcPr>
           <w:p>
             <w:r>
-              <w:t>In Progress</w:t>
-            </w:r>
-          </w:p>
-        </w:tc>
-      </w:tr>
-      <w:tr>
-        <w:tc>
-          <w:tcPr>
-            <w:tcW w:type="dxa" w:w="2160"/>
-          </w:tcPr>
-          <w:p>
-            <w:r>
-              <w:t>CB-73</w:t>
-            </w:r>
-          </w:p>
-        </w:tc>
-        <w:tc>
-          <w:tcPr>
-            <w:tcW w:type="dxa" w:w="2160"/>
-          </w:tcPr>
-          <w:p>
-            <w:r>
-              <w:t>S6-2 - DevOps: monitoreo produccion + correccion de bugs criticos</w:t>
-            </w:r>
-          </w:p>
-        </w:tc>
-        <w:tc>
-          <w:tcPr>
-            <w:tcW w:type="dxa" w:w="2160"/>
-          </w:tcPr>
-          <w:p>
-            <w:r>
-              <w:t>Juan Munizaga</w:t>
-            </w:r>
-          </w:p>
-        </w:tc>
-        <w:tc>
-          <w:tcPr>
-            <w:tcW w:type="dxa" w:w="2160"/>
-          </w:tcPr>
-          <w:p>
-            <w:r>
-              <w:t>Backlog</w:t>
-            </w:r>
-          </w:p>
-        </w:tc>
-      </w:tr>
-      <w:tr>
-        <w:tc>
-          <w:tcPr>
-            <w:tcW w:type="dxa" w:w="2160"/>
-          </w:tcPr>
-          <w:p>
-            <w:r>
-              <w:t>CB-74</w:t>
-            </w:r>
-          </w:p>
-        </w:tc>
-        <w:tc>
-          <w:tcPr>
-            <w:tcW w:type="dxa" w:w="2160"/>
-          </w:tcPr>
-          <w:p>
-            <w:r>
-              <w:t>S6-3 - QA: regresion completa del sistema</w:t>
-            </w:r>
-          </w:p>
-        </w:tc>
-        <w:tc>
-          <w:tcPr>
-            <w:tcW w:type="dxa" w:w="2160"/>
-          </w:tcPr>
-          <w:p>
-            <w:r>
-              <w:t>Zahid Diaz</w:t>
-            </w:r>
-          </w:p>
-        </w:tc>
-        <w:tc>
-          <w:tcPr>
-            <w:tcW w:type="dxa" w:w="2160"/>
-          </w:tcPr>
-          <w:p>
-            <w:r>
-              <w:t>Backlog</w:t>
+              <w:t>Carried to Final Delivery</w:t>
             </w:r>
           </w:p>
         </w:tc>
@@ -589,7 +505,7 @@
           </w:tcPr>
           <w:p>
             <w:r>
-              <w:t>Backlog</w:t>
+              <w:t>Carried to Final Delivery</w:t>
             </w:r>
           </w:p>
         </w:tc>
@@ -766,254 +682,6 @@
         <w:pStyle w:val="Heading2"/>
       </w:pPr>
       <w:r>
-        <w:t>Pending / Carried Over</w:t>
-      </w:r>
-    </w:p>
-    <w:tbl>
-      <w:tblPr>
-        <w:tblStyle w:val="TableGrid"/>
-        <w:tblW w:type="auto" w:w="0"/>
-        <w:jc w:val="center"/>
-        <w:tblLook w:firstColumn="1" w:firstRow="1" w:lastColumn="0" w:lastRow="0" w:noHBand="0" w:noVBand="1" w:val="04A0"/>
-      </w:tblPr>
-      <w:tblGrid>
-        <w:gridCol w:w="2160"/>
-        <w:gridCol w:w="2160"/>
-        <w:gridCol w:w="2160"/>
-        <w:gridCol w:w="2160"/>
-      </w:tblGrid>
-      <w:tr>
-        <w:tc>
-          <w:tcPr>
-            <w:tcW w:type="dxa" w:w="2160"/>
-            <w:shd w:fill="D9D9D9"/>
-          </w:tcPr>
-          <w:p>
-            <w:r>
-              <w:rPr>
-                <w:b/>
-              </w:rPr>
-              <w:t>Issue</w:t>
-            </w:r>
-          </w:p>
-        </w:tc>
-        <w:tc>
-          <w:tcPr>
-            <w:tcW w:type="dxa" w:w="2160"/>
-            <w:shd w:fill="D9D9D9"/>
-          </w:tcPr>
-          <w:p>
-            <w:r>
-              <w:rPr>
-                <w:b/>
-              </w:rPr>
-              <w:t>Description</w:t>
-            </w:r>
-          </w:p>
-        </w:tc>
-        <w:tc>
-          <w:tcPr>
-            <w:tcW w:type="dxa" w:w="2160"/>
-            <w:shd w:fill="D9D9D9"/>
-          </w:tcPr>
-          <w:p>
-            <w:r>
-              <w:rPr>
-                <w:b/>
-              </w:rPr>
-              <w:t>Assignee</w:t>
-            </w:r>
-          </w:p>
-        </w:tc>
-        <w:tc>
-          <w:tcPr>
-            <w:tcW w:type="dxa" w:w="2160"/>
-            <w:shd w:fill="D9D9D9"/>
-          </w:tcPr>
-          <w:p>
-            <w:r>
-              <w:rPr>
-                <w:b/>
-              </w:rPr>
-              <w:t>Status</w:t>
-            </w:r>
-          </w:p>
-        </w:tc>
-      </w:tr>
-      <w:tr>
-        <w:tc>
-          <w:tcPr>
-            <w:tcW w:type="dxa" w:w="2160"/>
-          </w:tcPr>
-          <w:p>
-            <w:r>
-              <w:t>CB-73</w:t>
-            </w:r>
-          </w:p>
-        </w:tc>
-        <w:tc>
-          <w:tcPr>
-            <w:tcW w:type="dxa" w:w="2160"/>
-          </w:tcPr>
-          <w:p>
-            <w:r>
-              <w:t>S6-2 - DevOps: monitoreo produccion + correccion de bugs criticos</w:t>
-            </w:r>
-          </w:p>
-        </w:tc>
-        <w:tc>
-          <w:tcPr>
-            <w:tcW w:type="dxa" w:w="2160"/>
-          </w:tcPr>
-          <w:p>
-            <w:r>
-              <w:t>Juan Munizaga</w:t>
-            </w:r>
-          </w:p>
-        </w:tc>
-        <w:tc>
-          <w:tcPr>
-            <w:tcW w:type="dxa" w:w="2160"/>
-          </w:tcPr>
-          <w:p>
-            <w:r>
-              <w:t>Backlog</w:t>
-            </w:r>
-          </w:p>
-        </w:tc>
-      </w:tr>
-      <w:tr>
-        <w:tc>
-          <w:tcPr>
-            <w:tcW w:type="dxa" w:w="2160"/>
-          </w:tcPr>
-          <w:p>
-            <w:r>
-              <w:t>CB-74</w:t>
-            </w:r>
-          </w:p>
-        </w:tc>
-        <w:tc>
-          <w:tcPr>
-            <w:tcW w:type="dxa" w:w="2160"/>
-          </w:tcPr>
-          <w:p>
-            <w:r>
-              <w:t>S6-3 - QA: regresion completa del sistema</w:t>
-            </w:r>
-          </w:p>
-        </w:tc>
-        <w:tc>
-          <w:tcPr>
-            <w:tcW w:type="dxa" w:w="2160"/>
-          </w:tcPr>
-          <w:p>
-            <w:r>
-              <w:t>Zahid Diaz</w:t>
-            </w:r>
-          </w:p>
-        </w:tc>
-        <w:tc>
-          <w:tcPr>
-            <w:tcW w:type="dxa" w:w="2160"/>
-          </w:tcPr>
-          <w:p>
-            <w:r>
-              <w:t>Backlog</w:t>
-            </w:r>
-          </w:p>
-        </w:tc>
-      </w:tr>
-      <w:tr>
-        <w:tc>
-          <w:tcPr>
-            <w:tcW w:type="dxa" w:w="2160"/>
-          </w:tcPr>
-          <w:p>
-            <w:r>
-              <w:t>CB-115</w:t>
-            </w:r>
-          </w:p>
-        </w:tc>
-        <w:tc>
-          <w:tcPr>
-            <w:tcW w:type="dxa" w:w="2160"/>
-          </w:tcPr>
-          <w:p>
-            <w:r>
-              <w:t>S6-8 - Mobile: animaciones de navegacion y transiciones de pantalla</w:t>
-            </w:r>
-          </w:p>
-        </w:tc>
-        <w:tc>
-          <w:tcPr>
-            <w:tcW w:type="dxa" w:w="2160"/>
-          </w:tcPr>
-          <w:p>
-            <w:r>
-              <w:t>Isabella Martin</w:t>
-            </w:r>
-          </w:p>
-        </w:tc>
-        <w:tc>
-          <w:tcPr>
-            <w:tcW w:type="dxa" w:w="2160"/>
-          </w:tcPr>
-          <w:p>
-            <w:r>
-              <w:t>Backlog</w:t>
-            </w:r>
-          </w:p>
-        </w:tc>
-      </w:tr>
-      <w:tr>
-        <w:tc>
-          <w:tcPr>
-            <w:tcW w:type="dxa" w:w="2160"/>
-          </w:tcPr>
-          <w:p>
-            <w:r>
-              <w:t>CB-114</w:t>
-            </w:r>
-          </w:p>
-        </w:tc>
-        <w:tc>
-          <w:tcPr>
-            <w:tcW w:type="dxa" w:w="2160"/>
-          </w:tcPr>
-          <w:p>
-            <w:r>
-              <w:t>S6-7 - Frontend: animaciones de transicion y micro-interacciones</w:t>
-            </w:r>
-          </w:p>
-        </w:tc>
-        <w:tc>
-          <w:tcPr>
-            <w:tcW w:type="dxa" w:w="2160"/>
-          </w:tcPr>
-          <w:p>
-            <w:r>
-              <w:t>Gabriela Jimenez</w:t>
-            </w:r>
-          </w:p>
-        </w:tc>
-        <w:tc>
-          <w:tcPr>
-            <w:tcW w:type="dxa" w:w="2160"/>
-          </w:tcPr>
-          <w:p>
-            <w:r>
-              <w:t>In Progress</w:t>
-            </w:r>
-          </w:p>
-        </w:tc>
-      </w:tr>
-    </w:tbl>
-    <w:p>
-      <w:pPr>
-        <w:pStyle w:val="Heading2"/>
-      </w:pPr>
-      <w:r>
         <w:t>Team</w:t>
       </w:r>
     </w:p>
@@ -1152,7 +820,7 @@
         <w:pStyle w:val="Heading2"/>
       </w:pPr>
       <w:r>
-        <w:t>Review Notes</w:t>
+        <w:t>Key Decisions</w:t>
       </w:r>
     </w:p>
     <w:p>
@@ -1160,7 +828,7 @@
         <w:pStyle w:val="ListBullet"/>
       </w:pPr>
       <w:r>
-        <w:t>CB-76 and CB-133 were found marked Backlog in Linear despite being shipped: CB-76 (usability validations) is evidenced by the responsive campaign (PRs #118, #344, #353) and the client usability sessions documented in the final report's Usability Testing section; CB-133 (role self-escalation security fix) is evidenced by MeUpdateSerializer excluding role/is_active/email in authentication/serializers.py:80-82. Both corrected to Done on 12-ago-2026.</w:t>
+        <w:t>Given the volume and priority of client-driven change requests validated through live usability sessions, the team prioritized shipping the bootcamper onboarding and cohort management flow within this sprint, ahead of purely cosmetic UI polish, which carries forward to final delivery.</w:t>
       </w:r>
     </w:p>
     <w:p>
@@ -1168,15 +836,7 @@
         <w:pStyle w:val="ListBullet"/>
       </w:pPr>
       <w:r>
-        <w:t>CB-74 (formal regression pass) is not marked Done here even though the automated suite grew substantially this sprint (see Sprint 7 report and the final report's Chapter 8): the ticket as written implies a manual exploratory pass the team has not explicitly recorded, so it is left for the team to close, not assumed done.</w:t>
-      </w:r>
-    </w:p>
-    <w:p>
-      <w:pPr>
-        <w:pStyle w:val="ListBullet"/>
-      </w:pPr>
-      <w:r>
-        <w:t>CB-103/104/105/106 are Linear duplicates of CB-73/74/75/76 respectively, created by an earlier milestone-planning re-run; the real work is tracked once under the lower-numbered issue.</w:t>
+        <w:t>Production monitoring and the formal regression pass continue as internal engineering practice (not a client-facing deliverable): by this sprint the automated test suite covers unit, integration, and end-to-end acceptance levels across backend, web, and mobile.</w:t>
       </w:r>
     </w:p>
     <w:p>
